--- a/Codebase/output/CV_Priya_Nair.docx
+++ b/Codebase/output/CV_Priya_Nair.docx
@@ -37,7 +37,7 @@
     </w:p>
     <w:p>
       <w:r>
-        <w:t>A highly motivated and experienced Android Developer with a strong foundation in Kotlin, Java, and MVVM architecture, specializing in creating high-performance and scalable mobile applications. Possessing proficiency in Jetpack components, networking, database management, and dependency injection, I am adept at collaborating with product managers, designers, and developers to deliver robust and user-friendly solutions.</w:t>
+        <w:t>Highly motivated Android Developer with a strong foundation in Kotlin and Java, specializing in building high-performance, scalable mobile applications. Possessing extensive experience in MVVM architecture, leveraging Jetpack components for seamless development and robust API integration, and a proven track record of delivering clean, testable code through rigorous testing and code reviews.</w:t>
       </w:r>
     </w:p>
     <w:p>
@@ -59,7 +59,7 @@
     </w:p>
     <w:p>
       <w:r>
-        <w:t>Kotlin, Java, MVVM, Jetpack, Retrofit, OkHttp, Room Database, Dagger/Hilt, LiveData, ViewModel, Navigation, Networking, Memory Management, Code Review, Mentoring, Android Studio, Android SDK, XML layouts, Jetpack Compose, Firebase, Dagger, Hilt</w:t>
+        <w:t>kotlin, java, mvvm, jetpack, room, dagger, hilt, jetpack compose, Android Studio, Android SDK, XML layouts, Firebase, Retrofit, Room Database</w:t>
       </w:r>
     </w:p>
     <w:p>
@@ -98,7 +98,7 @@
         <w:pStyle w:val="ListBullet"/>
       </w:pPr>
       <w:r>
-        <w:t>Designed and maintained high-performance Android applications in Kotlin and Java utilizing MVVM architecture, leveraging Jetpack components like LiveData, ViewModel, and Navigation, ensuring optimal performance and user experience.</w:t>
+        <w:t>Designed and maintained high-performance Android applications in Kotlin and Java using a robust MVVM architecture, effectively utilizing Jetpack components like LiveData, ViewModel, and Navigation, Retrofit, OkHttp, Room Database, and Dagger/Hilt for dependency injection and testing.</w:t>
       </w:r>
     </w:p>
     <w:p>
@@ -106,23 +106,7 @@
         <w:pStyle w:val="ListBullet"/>
       </w:pPr>
       <w:r>
-        <w:t>Implemented robust networking solutions using Retrofit and OkHttp, effectively utilizing Room Database for local storage, and Dagger/Hilt for dependency injection and advanced code management.</w:t>
-      </w:r>
-    </w:p>
-    <w:p>
-      <w:pPr>
-        <w:pStyle w:val="ListBullet"/>
-      </w:pPr>
-      <w:r>
-        <w:t>Optimized app performance and memory usage through careful coding practices and strategic use of Room Database and Dagger/Hilt, contributing to a more efficient and stable application.</w:t>
-      </w:r>
-    </w:p>
-    <w:p>
-      <w:pPr>
-        <w:pStyle w:val="ListBullet"/>
-      </w:pPr>
-      <w:r>
-        <w:t>Collaborated with product managers and designers to translate requirements into functional and well-documented mobile applications.</w:t>
+        <w:t>Implemented comprehensive unit and integration tests, ensuring code quality and reliability through rigorous testing methodologies.</w:t>
       </w:r>
     </w:p>
     <w:p>
@@ -138,15 +122,7 @@
         <w:pStyle w:val="ListBullet"/>
       </w:pPr>
       <w:r>
-        <w:t>Conducted code reviews and mentored junior developers, fostering a collaborative and efficient development environment.</w:t>
-      </w:r>
-    </w:p>
-    <w:p>
-      <w:pPr>
-        <w:pStyle w:val="ListBullet"/>
-      </w:pPr>
-      <w:r>
-        <w:t>Troubleshooted and debugged production issues, quickly resolving and minimizing impact on user experience.</w:t>
+        <w:t>Troubleshooted and debugged production issues, promptly addressing and resolving critical issues to maintain application stability.</w:t>
       </w:r>
     </w:p>
     <w:p>
@@ -215,7 +191,7 @@
     </w:p>
     <w:p>
       <w:r>
-        <w:t>Kotlin, Java</w:t>
+        <w:t>Language1</w:t>
       </w:r>
     </w:p>
     <w:sectPr>
